--- a/ARTICULO_AJUSTADO_v5.docx
+++ b/ARTICULO_AJUSTADO_v5.docx
@@ -275,7 +275,7 @@
       </w:pPr>
       <w:r>
         <w:rPr/>
-        <w:t xml:space="preserve">Conviene precisar qué se ha dicho hasta ahora sobre el asunto. Los estudios disponibles para Medellín coinciden en identificar El Poblado como una de las zonas de mayor exposición al riesgo: la Alcaldía de Medellín (2021), desde la Secretaría de Turismo y Entretenimiento, la sitúa junto con Laureles y el Centro entre las áreas críticas; la Fundación Renacer (2020) documenta allí la confluencia de hospedaje informal, plataformas en línea y estructuras criminales organizadas; y ECPAT International (2018) ubica a Colombia entre los países de mayor prevalencia regional, con foco en zonas de intensa actividad hotelera y vida nocturna. Ninguno de esos trabajos, sin embargo, sistematiza de manera integrada las competencias institucionales concurrentes ni los instrumentos regulatorios aplicables al territorio, y tampoco examina en conjunto las normas nacionales y las municipales expedidas entre 2015 y 2021. Ese es el vacío al que se dirige la presente revisión documental.</w:t>
+        <w:t xml:space="preserve">¿Qué se ha dicho hasta ahora sobre el asunto? Los estudios disponibles para Medellín coinciden en un punto: El Poblado aparece siempre entre las zonas de mayor exposición al riesgo. La Alcaldía de Medellín (2021), desde la Secretaría de Turismo y Entretenimiento, lo sitúa junto con Laureles y el Centro entre las áreas críticas. La Fundación Renacer (2020) documenta allí la confluencia de hospedaje informal, plataformas en línea y estructuras criminales organizadas. ECPAT International (2018), por su parte, ubica a Colombia entre los países de mayor prevalencia regional y señala como focos las zonas de intensa actividad hotelera y vida nocturna. El acuerdo, sin embargo, se detiene ahí. Ninguno de esos trabajos sistematiza en conjunto las competencias institucionales concurrentes y los instrumentos regulatorios que rigen el territorio, ni examina de corrido las normas nacionales y las municipales expedidas entre 2015 y 2021. A ese vacío se dirige la presente revisión.</w:t>
       </w:r>
     </w:p>
     <w:p>
@@ -287,7 +287,7 @@
       <w:proofErr w:type="spellEnd"/>
       <w:r>
         <w:rPr/>
-        <w:t xml:space="preserve">Desde ese marco, la presente revisión interroga el caso de la comuna 14. ¿Qué instrumentos de política pública de regulación turística dirigidos a prevenir la ESCNNA resultan aplicables en ese territorio y qué evidencia documental existe sobre su aplicación? El objetivo general consiste en identificar y sistematizar, mediante revisión documental, los instrumentos normativos e institucionales de regulación turística orientados a prevenir la ESCNNA que resultan aplicables a la comuna 14 de Medellín, junto con la evidencia documental disponible sobre su aplicación entre 2019 y 2024. De ese propósito se desprenden tres objetivos específicos. El primero, describir la evolución normativa y jurisprudencial colombiana en materia de protección frente a la ESCNNA. El segundo, identificar los instrumentos de política pública nacional y municipal que vinculan la regulación del turismo con la prevención de la ESCNNA, señalando las entidades competentes en cada caso. El tercero, contrastar esos instrumentos con la evidencia documental disponible sobre su aplicación en la comuna 14, para establecer qué puede afirmarse y qué no a partir de fuentes secundarias. La aproximación es sociojurídica y crítica: no se limita al examen formal de las normas, pero tampoco pretende medir su eficacia, cuestión que exigiría un diseño de investigación distinto (Baratta, 2007; Beloff, 2004).</w:t>
+        <w:t xml:space="preserve">Desde ese marco, la presente revisión interroga el caso de la comuna 14. ¿Qué instrumentos de política pública de regulación turística dirigidos a prevenir la ESCNNA resultan aplicables en ese territorio y qué evidencia documental existe sobre su aplicación? El objetivo general consiste en identificar y sistematizar, mediante revisión documental, los instrumentos normativos e institucionales de regulación turística orientados a prevenir la ESCNNA que resultan aplicables a la comuna 14 de Medellín, junto con la evidencia documental disponible sobre su aplicación entre 2019 y 2024. De ese propósito se desprenden tres objetivos específicos. El primero, describir la evolución normativa y jurisprudencial colombiana en materia de protección frente a la ESCNNA. El segundo, identificar los instrumentos de política pública nacional y municipal que vinculan la regulación del turismo con la prevención de la ESCNNA, señalando las entidades competentes en cada caso. El tercero, contrastar esos instrumentos con la evidencia documental disponible sobre su aplicación en la comuna 14, para establecer qué puede afirmarse y qué no a partir de fuentes secundarias. La aproximación es sociojurídica y crítica. No se limita al examen formal de las normas, pero tampoco pretende medir su eficacia: eso exigiría un diseño de investigación distinto (Baratta, 2007; Beloff, 2004).</w:t>
       </w:r>
     </w:p>
     <w:p>
@@ -363,7 +363,7 @@
       </w:pPr>
       <w:r>
         <w:rPr/>
-        <w:t xml:space="preserve">El material seleccionado se ordenó en una matriz de análisis documental construida sobre cuatro categorías, definidas a partir de los objetivos específicos. La primera, instrumentos regulatorios, registra la norma o documento de política, su nivel (internacional, nacional o municipal), su año de expedición y el deber concreto que impone al sector turístico. La segunda, competencias institucionales, identifica la entidad responsable de cada deber y la naturaleza de su función, sea de reglamentación, inspección, sanción o restablecimiento de derechos. La tercera, mecanismos de inspección y vigilancia, recoge las previsiones sobre control, registro y sanción administrativa asociadas al Registro Nacional de Turismo y a los códigos de conducta. La cuarta, dispositivos de denuncia y atención, agrupa las rutas y canales previstos para el reporte ciudadano y la atención de las víctimas. La triangulación se practicó dentro de esa matriz: cada instrumento regulatorio se contrastó con lo que los informes institucionales reportan sobre su aplicación y con lo que la literatura académica señala sobre sus límites, de modo que las coincidencias, los silencios y las contradicciones entre las tres clases de fuente quedaran expuestos categoría por categoría y no de manera global.</w:t>
+        <w:t xml:space="preserve">El material seleccionado se ordenó en una matriz de análisis documental con cuatro categorías, definidas a partir de los objetivos específicos. La primera, instrumentos regulatorios, registra la norma o documento de política, su nivel (internacional, nacional o municipal), su año de expedición y el deber concreto que impone al sector turístico. La segunda, competencias institucionales, identifica la entidad responsable de cada deber y el tipo de función que ejerce: reglamentación, inspección, sanción o restablecimiento de derechos. Las dos restantes recogen, respectivamente, los mecanismos de inspección y vigilancia asociados al Registro Nacional de Turismo y a los códigos de conducta, y los dispositivos de denuncia y atención previstos para el reporte ciudadano y la atención de las víctimas. La triangulación se practicó dentro de esa matriz. Cada instrumento regulatorio se contrastó con lo que los informes institucionales reportan sobre su aplicación y con lo que la literatura académica señala sobre sus límites, de suerte que las coincidencias, los silencios y las contradicciones entre las tres clases de fuente quedaran expuestos categoría por categoría y no de forma global.</w:t>
       </w:r>
     </w:p>
     <w:p>
@@ -373,7 +373,7 @@
       </w:pPr>
       <w:r>
         <w:rPr/>
-        <w:t xml:space="preserve">El alcance del estudio quedó delimitado de manera deliberada: se trata de una revisión documental y, por tanto, sus conclusiones se refieren al contenido de las fuentes secundarias examinadas, no a la medición de la eficacia de las políticas ni a la verificación en terreno de las acciones de inspección. De ahí se desprenden dos límites que conviene declarar. El primero es que, con el material disponible, no puede establecerse una relación de causa y efecto entre los instrumentos regulatorios y la evolución del fenómeno en la comuna 14. El segundo es que la información oficial publicada sobre inspección, vigilancia y sanción en el sector turístico se encuentra agregada a escala municipal, lo que restringe la posibilidad de desagregar hallazgos por comuna; cuando ello ocurre, se advierte de manera expresa en el texto. Dentro de esos límites, el corpus normativo, jurisprudencial e institucional reunido resulta suficiente para responder los objetivos planteados, que son de identificación y sistematización y no de evaluación de impacto.</w:t>
+        <w:t xml:space="preserve">El alcance del estudio quedó delimitado a propósito: se trata de una revisión documental y sus conclusiones se refieren al contenido de las fuentes secundarias examinadas, no a la medición de la eficacia de las políticas ni a la verificación en terreno de las acciones de inspección. De ahí dos límites que hay que declarar. Con el material disponible no puede establecerse una relación de causa y efecto entre los instrumentos regulatorios y la evolución del fenómeno en la comuna 14. Y la información oficial publicada sobre inspección, vigilancia y sanción en el sector turístico se encuentra agregada a escala municipal, lo que restringe la posibilidad de desagregar hallazgos por comuna; cuando ello ocurre, se advierte expresamente en el texto. Dentro de esos límites, el corpus normativo, jurisprudencial e institucional reunido resulta suficiente para responder los objetivos planteados, que son de identificación y sistematización y no de evaluación de impacto.</w:t>
       </w:r>
     </w:p>
     <w:p>
@@ -461,7 +461,7 @@
       <w:proofErr w:type="gramEnd"/>
       <w:r>
         <w:rPr/>
-        <w:t xml:space="preserve">Las cifras disponibles permiten dimensionar lo que ocurre en Colombia, aunque conviene leerlas con cautela. Los registros institucionales del periodo examinado no muestran un descenso del fenómeno, sino su persistencia, atada a determinantes estructurales que se refuerzan entre sí: los ingresos familiares bajos, la exclusión laboral, los quiebres al interior del hogar y la ausencia de oportunidades educativas conforman el terreno sobre el que prospera la violencia (Durán-Strauch et al., 2011; Save the Children, 2017). Un informe de la Policía Nacional de Colombia (2023) señala que solo durante ese año se abrieron 1.493 casos; de esas víctimas, ocho de cada diez son niñas y adolescentes, y el 86 % de las conductas ocurrió en espacios virtuales. En la línea administrativa, el Instituto Colombiano de Bienestar Familiar (2018) fijó la ruta decenal de prevención y erradicación del fenómeno y estableció el restablecimiento de derechos como respuesta institucional obligatoria ante cada caso detectado, lo que sitúa a los Procesos Administrativos de Restablecimiento de Derechos como el principal registro administrativo de la problemática. La Fiscalía General de la Nación (2021) ha encontrado patrones similares en sus propios reportes sobre delitos contra la libertad, integridad y formación sexuales cuando las víctimas son menores de edad.</w:t>
+        <w:t xml:space="preserve">Las cifras disponibles permiten dimensionar lo que ocurre en Colombia, aunque hay que leerlas con cautela. Los registros institucionales del periodo examinado no muestran un descenso del fenómeno, sino su persistencia, atada a determinantes estructurales que se refuerzan entre sí: los ingresos familiares bajos, la exclusión laboral, los quiebres al interior del hogar y la ausencia de oportunidades educativas conforman el terreno sobre el que prospera la violencia (Durán-Strauch et al., 2011; Save the Children, 2017). Un informe de la Policía Nacional de Colombia (2023) señala que solo durante ese año se abrieron 1.493 casos; de esas víctimas, ocho de cada diez son niñas y adolescentes, y el 86 % de las conductas ocurrió en espacios virtuales. En la línea administrativa, el Instituto Colombiano de Bienestar Familiar (2018) fijó la ruta decenal de prevención y erradicación del fenómeno y estableció el restablecimiento de derechos como respuesta institucional obligatoria ante cada caso detectado, lo que sitúa a los Procesos Administrativos de Restablecimiento de Derechos como el principal registro administrativo de la problemática. La Fiscalía General de la Nación (2021) ha encontrado patrones similares en sus propios reportes sobre delitos contra la libertad, integridad y formación sexuales cuando las víctimas son menores de edad.</w:t>
       </w:r>
     </w:p>
     <w:p>
@@ -471,7 +471,7 @@
       </w:pPr>
       <w:r>
         <w:rPr/>
-        <w:t xml:space="preserve">A esa fotografía se añaden los datos de Medicina Legal. Durante 2023 se realizaron 23.612 valoraciones por presunto abuso sexual en el territorio nacional; de ellas, 13.397 fueron practicadas en menores entre 10 y 17 años, equivalentes al 57 % del universo examinado. Dentro de ese segmento, 180 casos quedaron asociados con prácticas de pornografía, explotación sexual comercial, presunta esclavitud sexual, prostitución forzada y trata con propósitos sexuales (Instituto Nacional de Medicina Legal y Ciencias Forenses, 2023). La Defensoría del Pueblo (2024) ha respaldado estos hallazgos en sus propios informes, con énfasis en los patrones territoriales que exigen intervención focalizada. Es preciso advertir, en el plano metodológico, que la cifra de 23.612 corresponde a valoraciones por presunto abuso sexual y no constituye un indicador de prevalencia de la ESCNNA; se emplea aquí únicamente como contexto de la vulneración de los derechos de niñas, niños y adolescentes en el país. El dato directamente asociado a la ESCNNA es el de los 180 casos señalados, que tampoco puede leerse como medida del fenómeno, dado el subregistro que la propia literatura le reconoce.</w:t>
+        <w:t xml:space="preserve">A esa fotografía se añaden los datos de Medicina Legal. Durante 2023 se realizaron 23.612 valoraciones por presunto abuso sexual en el territorio nacional; de ellas, 13.397 fueron practicadas en menores entre 10 y 17 años, equivalentes al 57 % del universo examinado. Dentro de ese segmento, 180 casos quedaron asociados con prácticas de pornografía, explotación sexual comercial, presunta esclavitud sexual, prostitución forzada y trata con propósitos sexuales (Instituto Nacional de Medicina Legal y Ciencias Forenses, 2023). La Defensoría del Pueblo (2024) ha respaldado estos hallazgos en sus propios informes, con énfasis en los patrones territoriales que exigen intervención focalizada. En el plano metodológico hay que advertir algo: la cifra de 23.612 corresponde a valoraciones por presunto abuso sexual y no constituye un indicador de prevalencia de la ESCNNA; se emplea aquí únicamente como contexto de la vulneración de los derechos de niñas, niños y adolescentes en el país. El dato directamente asociado a la ESCNNA es el de los 180 casos señalados, que tampoco puede leerse como medida del fenómeno, dado el subregistro que la propia literatura le reconoce.</w:t>
       </w:r>
     </w:p>
     <w:p>
@@ -574,7 +574,7 @@
       </w:pPr>
       <w:r>
         <w:rPr/>
-        <w:t xml:space="preserve">La actualización más reciente del marco nacional llegó con la Ley 2068 del 2020, que modificó la Ley General de Turismo. Dos de sus disposiciones importan de manera directa a este estudio. La primera es el artículo 38, que sometió a las plataformas electrónicas o digitales de servicios turísticos a un régimen propio de obligaciones y condicionó su operación a la inscripción en el Registro Nacional de Turismo. La segunda es el fortalecimiento de las campañas, la capacitación y el control sobre establecimientos, agencias, plataformas y operadores en materia de prevención de la ESCNNA, con la exigencia de que el Gobierno Nacional determine acciones, indicadores, metas y mecanismos de reporte continuo. La misma ley reiteró el deber de los prestadores de servicios de alojamiento de llevar el registro de huéspedes mediante la tarjeta de registro de alojamiento, instrumento que resulta central para identificar el ingreso de personas menores de edad. El Decreto 1836 del 2021 reglamentó esas previsiones: actualizó el Registro Nacional de Turismo y precisó las obligaciones de las plataformas, entre ellas interoperar con el registro, habilitar los campos para que el prestador informe los servicios ofrecidos y abstenerse de publicar anuncios de prestadores no inscritos o retirarlos cuando corresponda (Presidencia de la República de Colombia, 2021). El conjunto resulta relevante para el caso estudiado porque atiende, al menos en el plano normativo, la modalidad de hospedaje mediado por plataformas que los informes territoriales identifican como una de las zonas grises del control.</w:t>
+        <w:t xml:space="preserve">La actualización más reciente del marco nacional llegó con la Ley 2068 del 2020, que modificó la Ley General de Turismo. Dos de sus disposiciones tocan de cerca este estudio. El artículo 38 sometió a las plataformas electrónicas o digitales de servicios turísticos a un régimen propio de obligaciones y condicionó su operación a la inscripción en el Registro Nacional de Turismo. La ley reforzó además las campañas, la capacitación y el control sobre establecimientos, agencias, plataformas y operadores en materia de prevención de la ESCNNA, con la exigencia de que el Gobierno Nacional determine acciones, indicadores, metas y mecanismos de reporte continuo. Reiteró también el deber de los prestadores de servicios de alojamiento de llevar el registro de huéspedes mediante la tarjeta de registro de alojamiento, instrumento central para identificar el ingreso de personas menores de edad. El Decreto 1836 del 2021 reglamentó esas previsiones: actualizó el Registro Nacional de Turismo y precisó las obligaciones de las plataformas, entre ellas interoperar con el registro, habilitar los campos para que el prestador informe los servicios ofrecidos y abstenerse de publicar anuncios de prestadores no inscritos o retirarlos cuando corresponda (Presidencia de la República de Colombia, 2021). El conjunto importa para el caso estudiado porque atiende, al menos sobre el papel, la modalidad de hospedaje mediado por plataformas que los informes territoriales identifican como una de las zonas grises del control.</w:t>
       </w:r>
     </w:p>
     <w:p>
@@ -616,7 +616,7 @@
       </w:pPr>
       <w:r>
         <w:rPr/>
-        <w:t xml:space="preserve">La reglamentación de esa política municipal se produjo por vía de decreto. El Decreto 0328 del 2019 reglamentó la Política Pública de Turismo adoptada mediante el Acuerdo 020 del 2015 y modificada por el Acuerdo 054 del 2017, y la ordenó alrededor de cuatro líneas: gestión territorial del destino, competitividad sectorial, conectividad competitiva y promoción y mercadeo del destino (Alcaldía de Medellín, 2019). El Decreto 0758 del 2020 modificó esa reglamentación y ajustó los instrumentos de planificación previstos en ella (Alcaldía de Medellín, 2020). Ninguno de los dos aborda de manera expresa la ESCNNA, y ese silencio constituye en sí mismo un hallazgo: la línea de gestión territorial del destino, que es la que define la vocación sostenible y responsable de la ciudad, no incorpora indicadores ni acciones explícitas de prevención de la explotación sexual comercial de la niñez, pese a que el periodo de expedición de ambos decretos coincide con el de los diagnósticos institucionales que identificaron el problema en Medellín y señalaron a El Poblado entre las zonas críticas.</w:t>
+        <w:t xml:space="preserve">Esa política municipal se reglamentó por vía de decreto. El Decreto 0328 del 2019 reglamentó la Política Pública de Turismo adoptada mediante el Acuerdo 020 del 2015 y modificada por el Acuerdo 054 del 2017, y la ordenó alrededor de cuatro líneas: gestión territorial del destino, competitividad sectorial, conectividad competitiva y promoción y mercadeo del destino (Alcaldía de Medellín, 2019). El Decreto 0758 del 2020 modificó esa reglamentación y ajustó los instrumentos de planificación previstos en ella (Alcaldía de Medellín, 2020). Ninguno de los dos aborda expresamente la ESCNNA, y ese silencio es en sí mismo un hallazgo: la línea de gestión territorial del destino, que es la que define la vocación sostenible y responsable de la ciudad, no incorpora indicadores ni acciones explícitas de prevención de la explotación sexual comercial de la niñez, pese a que el periodo de expedición de ambos decretos coincide con el de los diagnósticos institucionales que identificaron el problema en Medellín y señalaron a El Poblado entre las zonas críticas.</w:t>
       </w:r>
     </w:p>
     <w:p>
@@ -672,7 +672,7 @@
       </w:pPr>
       <w:r>
         <w:rPr/>
-        <w:t xml:space="preserve">Conviene precisar cómo se delimitó ese territorio y con qué alcance. La comuna 14 corresponde a la división político-administrativa de El Poblado dentro del municipio de Medellín, y su selección obedece a tres criterios verificables en las fuentes revisadas: concentra la mayor oferta de alojamiento formal e informal de la ciudad; es una de las tres áreas que la Alcaldía de Medellín (2021) identifica de manera expresa como críticas frente a la ESCNNA asociada al turismo, junto con Laureles y el Centro; y es el territorio que la Fundación Renacer (2020) asocia con la confluencia de turismo internacional, hospedaje mediado por plataformas y presencia de estructuras criminales organizadas. Dicho esto, la evidencia documental disponible impone una advertencia que atraviesa todo este apartado: los informes oficiales de inspección, vigilancia y sanción del sector turístico se publican agregados a escala municipal y no permiten aislar cifras por comuna. Lo que sigue, en consecuencia, no es una medición del efecto de las políticas en El Poblado, sino la reconstrucción de qué instrumentos le resultan aplicables, qué entidades son competentes y qué dicen las fuentes institucionales sobre su funcionamiento, con la comuna 14 como referente territorial del análisis y no como simple ejemplo ilustrativo.</w:t>
+        <w:t xml:space="preserve">Hace falta decir cómo se delimitó ese territorio y con qué alcance. La comuna 14 corresponde a la división político-administrativa de El Poblado dentro del municipio de Medellín. Su selección obedece a tres criterios verificables en las fuentes revisadas: concentra la mayor oferta de alojamiento formal e informal de la ciudad; es una de las tres áreas que la Alcaldía de Medellín (2021) identifica expresamente como críticas frente a la ESCNNA asociada al turismo, junto con Laureles y el Centro; y es el territorio que la Fundación Renacer (2020) asocia con la confluencia de turismo internacional, hospedaje mediado por plataformas y presencia de estructuras criminales organizadas. Hay una advertencia que atraviesa todo este apartado. Los informes oficiales de inspección, vigilancia y sanción del sector turístico se publican agregados a escala municipal y no permiten aislar cifras por comuna. Lo que sigue no es, entonces, una medición del efecto de las políticas en El Poblado. Es la reconstrucción de qué instrumentos le resultan aplicables, qué entidades son competentes y qué dicen las fuentes institucionales sobre su funcionamiento, con la comuna 14 como referente territorial del análisis y no como simple ejemplo ilustrativo.</w:t>
       </w:r>
     </w:p>
     <w:p>
@@ -856,7 +856,7 @@
       </w:pPr>
       <w:r>
         <w:rPr/>
-        <w:t xml:space="preserve">La revisión realizada permite sostener que los instrumentos de regulación turística dirigidos a prevenir la ESCNNA y aplicables a la comuna 14 de Medellín conforman un cuerpo normativo amplio, cuya aplicación territorial no es posible constatar con la documentación disponible. Las piezas jurídicas identificadas, que incluyen la Carta de 1991, las Leyes 679 del 2001, 1098 del 2006, 1336 del 2009, 1453 del 2011 y 2068 del 2020, la Resolución 3840 del 2009, el Decreto 1836 del 2021, los Acuerdos Municipales 020 del 2015 y 054 del 2017 y los Decretos Municipales 0328 del 2019 y 0758 del 2020, junto con la Línea de Política Pública para la Prevención y Erradicación de la ESCNNA 2018 a 2028, integran un sistema alineado con los estándares que traza la Convención sobre los Derechos del Niño. Los informes institucionales del periodo examinado, sin embargo, no registran un descenso del fenómeno, sino su persistencia; y la reglamentación municipal de la política de turismo, que es el instrumento llamado a aterrizar esos estándares en el territorio, no incorpora de manera expresa la prevención de la ESCNNA entre sus líneas de acción.</w:t>
+        <w:t xml:space="preserve">La revisión realizada permite sostener que los instrumentos de regulación turística dirigidos a prevenir la ESCNNA y aplicables a la comuna 14 de Medellín conforman un cuerpo normativo amplio, cuya aplicación territorial no es posible constatar con la documentación disponible. Las piezas jurídicas identificadas, que incluyen la Carta de 1991, las Leyes 679 del 2001, 1098 del 2006, 1336 del 2009, 1453 del 2011 y 2068 del 2020, la Resolución 3840 del 2009, el Decreto 1836 del 2021, los Acuerdos Municipales 020 del 2015 y 054 del 2017 y los Decretos Municipales 0328 del 2019 y 0758 del 2020, junto con la Línea de Política Pública para la Prevención y Erradicación de la ESCNNA 2018 a 2028, integran un sistema alineado con los estándares que traza la Convención sobre los Derechos del Niño. Los informes institucionales del periodo examinado, sin embargo, no registran un descenso del fenómeno, sino su persistencia; y la reglamentación municipal de la política de turismo, que es el instrumento llamado a aterrizar esos estándares en el territorio, no incorpora expresamente la prevención de la ESCNNA entre sus líneas de acción.</w:t>
       </w:r>
     </w:p>
     <w:p>

--- a/ARTICULO_AJUSTADO_v5.docx
+++ b/ARTICULO_AJUSTADO_v5.docx
@@ -12,7 +12,7 @@
           <w:b/>
           <w:bCs/>
         </w:rPr>
-        <w:t xml:space="preserve">Regulación del turismo y explotación sexual comercial de niñas, niños y adolescentes (ESCNNA): revisión documental de los instrumentos de política pública aplicables a la comuna 14 de Medellín</w:t>
+        <w:t xml:space="preserve">Revisión documental de los instrumentos de política pública para la regulación del turismo y la prevención de la explotación sexual comercial de niñas, niños y adolescentes en la comuna 14 de Medellín</w:t>
       </w:r>
     </w:p>
     <w:p>
@@ -76,7 +76,7 @@
       </w:pPr>
       <w:r>
         <w:rPr/>
-        <w:t xml:space="preserve">La explotación sexual comercial de niñas, niños y adolescentes (ESCNNA) es una forma extrema de violencia contra la infancia que encuentra escenarios propicios en ciudades de alta actividad turística. Los informes institucionales sitúan a El Poblado, comuna 14 de Medellín, entre las zonas de mayor exposición, por su densidad hotelera, su oferta de alojamiento de renta corta y su vida nocturna (Alcaldía de Medellín, 2021; Fundación Renacer, 2020). Este artículo presenta una revisión documental de los instrumentos de política pública con los que Colombia vincula la regulación del turismo y la garantía de los derechos de la niñez, y de la evidencia disponible sobre su aplicación en ese territorio. Se examinaron normas nacionales y locales, jurisprudencia constitucional, informes oficiales del periodo 2019 a 2024 y literatura académica, ordenados en una matriz con cuatro categorías: instrumentos regulatorios, competencias institucionales, mecanismos de inspección y dispositivos de denuncia. El hallazgo central es una tensión entre densidad normativa y capacidad de aplicación: existe un cuerpo amplio de normas nacionales y municipales, pero la documentación revisada no permite constatar una aplicación territorial sostenida, y la reglamentación municipal del turismo no menciona la ESCNNA. Persisten la dispersión de competencias, la informalidad del hospedaje y el traslado de la captación al entorno digital.</w:t>
+        <w:t xml:space="preserve">La explotación sexual comercial de niñas, niños y adolescentes (ESCNNA) es una forma extrema de violencia contra la infancia que encuentra escenarios propicios en ciudades de alta actividad turística. Los informes institucionales sitúan a El Poblado, comuna 14 de Medellín, entre las zonas de mayor exposición, por su densidad hotelera, su alojamiento de renta corta y su vida nocturna (Alcaldía de Medellín, 2021; Fundación Renacer, 2020). Este artículo presenta una revisión documental de los instrumentos de política pública con los que Colombia vincula la regulación del turismo y la garantía de los derechos de la niñez, y de la evidencia disponible sobre su aplicación en ese territorio. Se examinaron normas nacionales y locales, jurisprudencia, informes oficiales del periodo 2019 a 2024 y literatura académica, ordenados en una matriz de cuatro categorías: instrumentos regulatorios, competencias institucionales, inspección y denuncia. El hallazgo central es una tensión entre densidad normativa y capacidad de aplicación. Hay un cuerpo amplio de normas nacionales y municipales, pero la documentación revisada no permite constatar una aplicación territorial sostenida, y la reglamentación municipal del turismo no menciona la ESCNNA. Persisten la dispersión de competencias, la informalidad del hospedaje y el traslado de la captación al entorno digital.</w:t>
       </w:r>
     </w:p>
     <w:p>
@@ -128,7 +128,7 @@
         <w:rPr>
           <w:lang w:val="en-US"/>
         </w:rPr>
-        <w:t xml:space="preserve">The commercial sexual exploitation of children and adolescents (CSEC) is an extreme form of violence against childhood that finds favourable conditions in cities with intense tourism activity. Institutional reports place El Poblado, Commune 14 of Medellín, among the most exposed areas, owing to its density of hotels, its supply of short-term rental accommodation and its nightlife (Alcaldía de Medellín, 2021; Fundación Renacer, 2020). This article presents a documentary review of the public policy instruments through which Colombia links tourism regulation with the guarantee of children's rights, and of the evidence available on their application in that territory. National and local legislation, constitutional case law, official reports from the 2019 to 2024 period and academic literature were examined and arranged in a matrix with four categories: regulatory instruments, institutional competences, inspection mechanisms and reporting channels. The central finding is a tension between regulatory density and implementation capacity: there is a broad body of national and municipal rules, yet the reviewed documentation does not allow sustained territorial enforcement to be verified, and the municipal tourism regulations make no mention of CSEC. Dispersion of competences, informality in the lodging sector and the shift of recruitment to digital environments persist.</w:t>
+        <w:t xml:space="preserve">The commercial sexual exploitation of children and adolescents (CSEC) is an extreme form of violence against childhood that finds favourable conditions in cities with intense tourism activity. Institutional reports place El Poblado, Commune 14 of Medellín, among the most exposed areas, owing to its density of hotels, its short-term rental accommodation and its nightlife (Alcaldía de Medellín, 2021; Fundación Renacer, 2020). This article presents a documentary review of the public policy instruments through which Colombia links tourism regulation with the guarantee of children's rights, and of the evidence available on their application in that territory. National and local legislation, case law, official reports from the 2019 to 2024 period and academic literature were examined and arranged in a matrix of four categories: regulatory instruments, institutional competences, inspection and reporting. The central finding is a tension between regulatory density and implementation capacity. There is a broad body of national and municipal rules, yet the reviewed documentation does not allow sustained territorial enforcement to be verified, and the municipal tourism regulations make no mention of CSEC. Dispersion of competences, informality in the lodging sector and the shift of recruitment to digital environments persist.</w:t>
       </w:r>
     </w:p>
     <w:p>
@@ -690,7 +690,8 @@
         <w:jc w:val="both"/>
       </w:pPr>
       <w:r>
-        <w:t>En lo municipal, Medellín acopló estos lineamientos a su propia política de turismo. El Acuerdo 020 del 2015 fijó un enfoque de sostenibilidad, responsabilidad y ética, condicionando el desarrollo del sector al respeto por los derechos fundamentales de la comunidad, infancia incluida. El Acuerdo 054 del 2017 agregó el adjetivo libre de delitos a esa orientación, lo que abre camino para tratar la protección de la niñez como eje transversal de la planeación turística de la ciudad.</w:t>
+        <w:rPr/>
+        <w:t xml:space="preserve">En lo municipal, Medellín acopló estos lineamientos a su propia política de turismo. El Acuerdo 020 del 2015 fijó un enfoque de sostenibilidad, responsabilidad y ética, condicionando el desarrollo del sector al respeto por los derechos fundamentales de la comunidad, infancia incluida. El Acuerdo 054 del 2017 agregó el adjetivo libre de delitos a esa orientación, lo que abre camino para tratar la protección de la niñez como eje transversal de la planeación turística de la ciudad. Esa cadena, sin embargo, se interrumpe al llegar al instrumento que efectivamente opera sobre el territorio. Los Decretos 0328 del 2019 y 0758 del 2020, que son los que reglamentan la política de turismo y ordenan sus líneas de acción, no mencionan la ESCNNA ni fijan indicadores de prevención (Alcaldía de Medellín, 2019, 2020). La comuna 14 queda así cubierta por deberes de fuente nacional, exigibles a los prestadores, pero sin un desarrollo municipal que los aterrice en la planeación turística del destino.</w:t>
       </w:r>
     </w:p>
     <w:p>

--- a/ARTICULO_AJUSTADO_v5.docx
+++ b/ARTICULO_AJUSTADO_v5.docx
@@ -363,7 +363,507 @@
       </w:pPr>
       <w:r>
         <w:rPr/>
-        <w:t xml:space="preserve">El material seleccionado se ordenó en una matriz de análisis documental con cuatro categorías, definidas a partir de los objetivos específicos. La primera, instrumentos regulatorios, registra la norma o documento de política, su nivel (internacional, nacional o municipal), su año de expedición y el deber concreto que impone al sector turístico. La segunda, competencias institucionales, identifica la entidad responsable de cada deber y el tipo de función que ejerce: reglamentación, inspección, sanción o restablecimiento de derechos. Las dos restantes recogen, respectivamente, los mecanismos de inspección y vigilancia asociados al Registro Nacional de Turismo y a los códigos de conducta, y los dispositivos de denuncia y atención previstos para el reporte ciudadano y la atención de las víctimas. La triangulación se practicó dentro de esa matriz. Cada instrumento regulatorio se contrastó con lo que los informes institucionales reportan sobre su aplicación y con lo que la literatura académica señala sobre sus límites, de suerte que las coincidencias, los silencios y las contradicciones entre las tres clases de fuente quedaran expuestos categoría por categoría y no de forma global.</w:t>
+        <w:t xml:space="preserve">El material seleccionado se ordenó en una matriz de análisis documental con cuatro categorías, definidas a partir de los objetivos específicos. La Tabla 1 presenta su estructura y muestra qué se extrajo de cada clase de fuente en cada una de esas categorías.</w:t>
+      </w:r>
+    </w:p>
+    <w:p>
+      <w:pPr>
+        <w:ind w:firstLine="720"/>
+        <w:jc w:val="left"/>
+      </w:pPr>
+      <w:r>
+        <w:rPr>
+          <w:b/>
+          <w:i w:val="0"/>
+        </w:rPr>
+        <w:t>Tabla 1</w:t>
+      </w:r>
+      <w:r>
+        <w:br/>
+      </w:r>
+      <w:r>
+        <w:rPr>
+          <w:b w:val="0"/>
+          <w:i/>
+        </w:rPr>
+        <w:t>Matriz de análisis documental y triangulación de fuentes</w:t>
+      </w:r>
+    </w:p>
+    <w:tbl>
+      <w:tblPr>
+        <w:tblW w:type="auto" w:w="0"/>
+        <w:tblLayout w:type="fixed"/>
+        <w:tblLook w:firstColumn="1" w:firstRow="1" w:lastColumn="0" w:lastRow="0" w:noHBand="0" w:noVBand="1" w:val="04A0"/>
+        <w:tblBorders>
+          <w:top w:val="single" w:sz="4" w:space="0" w:color="000000"/>
+          <w:left w:val="single" w:sz="4" w:space="0" w:color="000000"/>
+          <w:bottom w:val="single" w:sz="4" w:space="0" w:color="000000"/>
+          <w:right w:val="single" w:sz="4" w:space="0" w:color="000000"/>
+          <w:insideH w:val="single" w:sz="4" w:space="0" w:color="000000"/>
+          <w:insideV w:val="single" w:sz="4" w:space="0" w:color="000000"/>
+        </w:tblBorders>
+      </w:tblPr>
+      <w:tblGrid>
+        <w:gridCol w:w="2340"/>
+        <w:gridCol w:w="2340"/>
+        <w:gridCol w:w="2340"/>
+        <w:gridCol w:w="2340"/>
+      </w:tblGrid>
+      <w:tr>
+        <w:tc>
+          <w:tcPr>
+            <w:tcW w:type="dxa" w:w="2608"/>
+            <w:shd w:val="clear" w:color="auto" w:fill="D9D9D9"/>
+          </w:tcPr>
+          <w:p>
+            <w:r/>
+            <w:r>
+              <w:rPr>
+                <w:rFonts w:ascii="Times New Roman" w:hAnsi="Times New Roman"/>
+                <w:b/>
+                <w:sz w:val="18"/>
+              </w:rPr>
+              <w:t>Categoría de análisis</w:t>
+            </w:r>
+          </w:p>
+        </w:tc>
+        <w:tc>
+          <w:tcPr>
+            <w:tcW w:type="dxa" w:w="2438"/>
+            <w:shd w:val="clear" w:color="auto" w:fill="D9D9D9"/>
+          </w:tcPr>
+          <w:p>
+            <w:r/>
+            <w:r>
+              <w:rPr>
+                <w:rFonts w:ascii="Times New Roman" w:hAnsi="Times New Roman"/>
+                <w:b/>
+                <w:sz w:val="18"/>
+              </w:rPr>
+              <w:t>Fuentes normativas y jurisprudenciales</w:t>
+            </w:r>
+          </w:p>
+        </w:tc>
+        <w:tc>
+          <w:tcPr>
+            <w:tcW w:type="dxa" w:w="2211"/>
+            <w:shd w:val="clear" w:color="auto" w:fill="D9D9D9"/>
+          </w:tcPr>
+          <w:p>
+            <w:r/>
+            <w:r>
+              <w:rPr>
+                <w:rFonts w:ascii="Times New Roman" w:hAnsi="Times New Roman"/>
+                <w:b/>
+                <w:sz w:val="18"/>
+              </w:rPr>
+              <w:t>Informes institucionales</w:t>
+            </w:r>
+          </w:p>
+        </w:tc>
+        <w:tc>
+          <w:tcPr>
+            <w:tcW w:type="dxa" w:w="2098"/>
+            <w:shd w:val="clear" w:color="auto" w:fill="D9D9D9"/>
+          </w:tcPr>
+          <w:p>
+            <w:r/>
+            <w:r>
+              <w:rPr>
+                <w:rFonts w:ascii="Times New Roman" w:hAnsi="Times New Roman"/>
+                <w:b/>
+                <w:sz w:val="18"/>
+              </w:rPr>
+              <w:t>Literatura académica</w:t>
+            </w:r>
+          </w:p>
+        </w:tc>
+      </w:tr>
+      <w:tr>
+        <w:tc>
+          <w:tcPr>
+            <w:tcW w:type="dxa" w:w="2608"/>
+          </w:tcPr>
+          <w:p>
+            <w:pPr>
+              <w:spacing w:after="40"/>
+              <w:jc w:val="left"/>
+            </w:pPr>
+            <w:r/>
+            <w:r>
+              <w:rPr>
+                <w:rFonts w:ascii="Times New Roman" w:hAnsi="Times New Roman"/>
+                <w:b/>
+                <w:sz w:val="18"/>
+              </w:rPr>
+              <w:t>1. Instrumentos regulatorios</w:t>
+            </w:r>
+          </w:p>
+          <w:p>
+            <w:pPr>
+              <w:spacing w:after="40"/>
+            </w:pPr>
+            <w:r>
+              <w:rPr>
+                <w:rFonts w:ascii="Times New Roman" w:hAnsi="Times New Roman"/>
+                <w:sz w:val="18"/>
+              </w:rPr>
+              <w:t>Norma o documento de política, nivel (internacional, nacional o municipal), año de expedición y deber que impone al sector turístico.</w:t>
+            </w:r>
+          </w:p>
+        </w:tc>
+        <w:tc>
+          <w:tcPr>
+            <w:tcW w:type="dxa" w:w="2438"/>
+          </w:tcPr>
+          <w:p>
+            <w:pPr>
+              <w:spacing w:after="40"/>
+              <w:jc w:val="left"/>
+            </w:pPr>
+            <w:r/>
+            <w:r>
+              <w:rPr>
+                <w:rFonts w:ascii="Times New Roman" w:hAnsi="Times New Roman"/>
+                <w:sz w:val="18"/>
+              </w:rPr>
+              <w:t>Leyes 679 de 2001, 1098 de 2006, 1336 de 2009 y 2068 de 2020; Resolución 3840 de 2009; Decreto 1836 de 2021; Acuerdos 020 de 2015 y 054 de 2017; Decretos Municipales 0328 de 2019 y 0758 de 2020.</w:t>
+            </w:r>
+          </w:p>
+        </w:tc>
+        <w:tc>
+          <w:tcPr>
+            <w:tcW w:type="dxa" w:w="2211"/>
+          </w:tcPr>
+          <w:p>
+            <w:pPr>
+              <w:spacing w:after="40"/>
+              <w:jc w:val="left"/>
+            </w:pPr>
+            <w:r/>
+            <w:r>
+              <w:rPr>
+                <w:rFonts w:ascii="Times New Roman" w:hAnsi="Times New Roman"/>
+                <w:sz w:val="18"/>
+              </w:rPr>
+              <w:t>Línea de Política Pública ICBF 2018-2028; lineamientos para entidades territoriales de la Procuraduría General de la Nación (2020).</w:t>
+            </w:r>
+          </w:p>
+        </w:tc>
+        <w:tc>
+          <w:tcPr>
+            <w:tcW w:type="dxa" w:w="2098"/>
+          </w:tcPr>
+          <w:p>
+            <w:pPr>
+              <w:spacing w:after="40"/>
+              <w:jc w:val="left"/>
+            </w:pPr>
+            <w:r/>
+            <w:r>
+              <w:rPr>
+                <w:rFonts w:ascii="Times New Roman" w:hAnsi="Times New Roman"/>
+                <w:sz w:val="18"/>
+              </w:rPr>
+              <w:t>Roth Deubel (2002), sobre la distancia entre diseño normativo y ejecución.</w:t>
+            </w:r>
+          </w:p>
+        </w:tc>
+      </w:tr>
+      <w:tr>
+        <w:tc>
+          <w:tcPr>
+            <w:tcW w:type="dxa" w:w="2608"/>
+          </w:tcPr>
+          <w:p>
+            <w:pPr>
+              <w:spacing w:after="40"/>
+              <w:jc w:val="left"/>
+            </w:pPr>
+            <w:r/>
+            <w:r>
+              <w:rPr>
+                <w:rFonts w:ascii="Times New Roman" w:hAnsi="Times New Roman"/>
+                <w:b/>
+                <w:sz w:val="18"/>
+              </w:rPr>
+              <w:t>2. Competencias institucionales</w:t>
+            </w:r>
+          </w:p>
+          <w:p>
+            <w:pPr>
+              <w:spacing w:after="40"/>
+            </w:pPr>
+            <w:r>
+              <w:rPr>
+                <w:rFonts w:ascii="Times New Roman" w:hAnsi="Times New Roman"/>
+                <w:sz w:val="18"/>
+              </w:rPr>
+              <w:t>Entidad responsable de cada deber y tipo de función que ejerce: reglamentación, inspección, sanción o restablecimiento de derechos.</w:t>
+            </w:r>
+          </w:p>
+        </w:tc>
+        <w:tc>
+          <w:tcPr>
+            <w:tcW w:type="dxa" w:w="2438"/>
+          </w:tcPr>
+          <w:p>
+            <w:pPr>
+              <w:spacing w:after="40"/>
+              <w:jc w:val="left"/>
+            </w:pPr>
+            <w:r/>
+            <w:r>
+              <w:rPr>
+                <w:rFonts w:ascii="Times New Roman" w:hAnsi="Times New Roman"/>
+                <w:sz w:val="18"/>
+              </w:rPr>
+              <w:t>Capítulo quinto de la Ley 679 de 2001; Ley 1098 de 2006; Decreto 4840 de 2007.</w:t>
+            </w:r>
+          </w:p>
+        </w:tc>
+        <w:tc>
+          <w:tcPr>
+            <w:tcW w:type="dxa" w:w="2211"/>
+          </w:tcPr>
+          <w:p>
+            <w:pPr>
+              <w:spacing w:after="40"/>
+              <w:jc w:val="left"/>
+            </w:pPr>
+            <w:r/>
+            <w:r>
+              <w:rPr>
+                <w:rFonts w:ascii="Times New Roman" w:hAnsi="Times New Roman"/>
+                <w:sz w:val="18"/>
+              </w:rPr>
+              <w:t>ICBF (2018); Fiscalía General de la Nación (2021); Defensoría del Pueblo (2024); Procuraduría General de la Nación (2020).</w:t>
+            </w:r>
+          </w:p>
+        </w:tc>
+        <w:tc>
+          <w:tcPr>
+            <w:tcW w:type="dxa" w:w="2098"/>
+          </w:tcPr>
+          <w:p>
+            <w:pPr>
+              <w:spacing w:after="40"/>
+              <w:jc w:val="left"/>
+            </w:pPr>
+            <w:r/>
+            <w:r>
+              <w:rPr>
+                <w:rFonts w:ascii="Times New Roman" w:hAnsi="Times New Roman"/>
+                <w:sz w:val="18"/>
+              </w:rPr>
+              <w:t>Galvis Ortiz (2009) y Tejeiro Duque (2017), sobre corresponsabilidad y calidad institucional.</w:t>
+            </w:r>
+          </w:p>
+        </w:tc>
+      </w:tr>
+      <w:tr>
+        <w:tc>
+          <w:tcPr>
+            <w:tcW w:type="dxa" w:w="2608"/>
+          </w:tcPr>
+          <w:p>
+            <w:pPr>
+              <w:spacing w:after="40"/>
+              <w:jc w:val="left"/>
+            </w:pPr>
+            <w:r/>
+            <w:r>
+              <w:rPr>
+                <w:rFonts w:ascii="Times New Roman" w:hAnsi="Times New Roman"/>
+                <w:b/>
+                <w:sz w:val="18"/>
+              </w:rPr>
+              <w:t>3. Mecanismos de inspección y vigilancia</w:t>
+            </w:r>
+          </w:p>
+          <w:p>
+            <w:pPr>
+              <w:spacing w:after="40"/>
+            </w:pPr>
+            <w:r>
+              <w:rPr>
+                <w:rFonts w:ascii="Times New Roman" w:hAnsi="Times New Roman"/>
+                <w:sz w:val="18"/>
+              </w:rPr>
+              <w:t>Control, registro y sanción administrativa asociados al Registro Nacional de Turismo y a los códigos de conducta.</w:t>
+            </w:r>
+          </w:p>
+        </w:tc>
+        <w:tc>
+          <w:tcPr>
+            <w:tcW w:type="dxa" w:w="2438"/>
+          </w:tcPr>
+          <w:p>
+            <w:pPr>
+              <w:spacing w:after="40"/>
+              <w:jc w:val="left"/>
+            </w:pPr>
+            <w:r/>
+            <w:r>
+              <w:rPr>
+                <w:rFonts w:ascii="Times New Roman" w:hAnsi="Times New Roman"/>
+                <w:sz w:val="18"/>
+              </w:rPr>
+              <w:t>Ley 1336 de 2009; Resolución 3840 de 2009; artículo 38 de la Ley 2068 de 2020; Decreto 1836 de 2021.</w:t>
+            </w:r>
+          </w:p>
+        </w:tc>
+        <w:tc>
+          <w:tcPr>
+            <w:tcW w:type="dxa" w:w="2211"/>
+          </w:tcPr>
+          <w:p>
+            <w:pPr>
+              <w:spacing w:after="40"/>
+              <w:jc w:val="left"/>
+            </w:pPr>
+            <w:r/>
+            <w:r>
+              <w:rPr>
+                <w:rFonts w:ascii="Times New Roman" w:hAnsi="Times New Roman"/>
+                <w:sz w:val="18"/>
+              </w:rPr>
+              <w:t>Alcaldía de Medellín (2021); Policía Nacional de Colombia (2023).</w:t>
+            </w:r>
+          </w:p>
+        </w:tc>
+        <w:tc>
+          <w:tcPr>
+            <w:tcW w:type="dxa" w:w="2098"/>
+          </w:tcPr>
+          <w:p>
+            <w:pPr>
+              <w:spacing w:after="40"/>
+              <w:jc w:val="left"/>
+            </w:pPr>
+            <w:r/>
+            <w:r>
+              <w:rPr>
+                <w:rFonts w:ascii="Times New Roman" w:hAnsi="Times New Roman"/>
+                <w:sz w:val="18"/>
+              </w:rPr>
+              <w:t>ECPAT International (2016, 2018) y Montgomery (2008), sobre ofensores itinerantes y porosidad de los controles.</w:t>
+            </w:r>
+          </w:p>
+        </w:tc>
+      </w:tr>
+      <w:tr>
+        <w:tc>
+          <w:tcPr>
+            <w:tcW w:type="dxa" w:w="2608"/>
+          </w:tcPr>
+          <w:p>
+            <w:pPr>
+              <w:spacing w:after="40"/>
+              <w:jc w:val="left"/>
+            </w:pPr>
+            <w:r/>
+            <w:r>
+              <w:rPr>
+                <w:rFonts w:ascii="Times New Roman" w:hAnsi="Times New Roman"/>
+                <w:b/>
+                <w:sz w:val="18"/>
+              </w:rPr>
+              <w:t>4. Dispositivos de denuncia y atención</w:t>
+            </w:r>
+          </w:p>
+          <w:p>
+            <w:pPr>
+              <w:spacing w:after="40"/>
+            </w:pPr>
+            <w:r>
+              <w:rPr>
+                <w:rFonts w:ascii="Times New Roman" w:hAnsi="Times New Roman"/>
+                <w:sz w:val="18"/>
+              </w:rPr>
+              <w:t>Rutas y canales previstos para el reporte ciudadano y la atención de las víctimas.</w:t>
+            </w:r>
+          </w:p>
+        </w:tc>
+        <w:tc>
+          <w:tcPr>
+            <w:tcW w:type="dxa" w:w="2438"/>
+          </w:tcPr>
+          <w:p>
+            <w:pPr>
+              <w:spacing w:after="40"/>
+              <w:jc w:val="left"/>
+            </w:pPr>
+            <w:r/>
+            <w:r>
+              <w:rPr>
+                <w:rFonts w:ascii="Times New Roman" w:hAnsi="Times New Roman"/>
+                <w:sz w:val="18"/>
+              </w:rPr>
+              <w:t>Ley 1098 de 2006; Ley 1257 de 2008; Decreto 4840 de 2007.</w:t>
+            </w:r>
+          </w:p>
+        </w:tc>
+        <w:tc>
+          <w:tcPr>
+            <w:tcW w:type="dxa" w:w="2211"/>
+          </w:tcPr>
+          <w:p>
+            <w:pPr>
+              <w:spacing w:after="40"/>
+              <w:jc w:val="left"/>
+            </w:pPr>
+            <w:r/>
+            <w:r>
+              <w:rPr>
+                <w:rFonts w:ascii="Times New Roman" w:hAnsi="Times New Roman"/>
+                <w:sz w:val="18"/>
+              </w:rPr>
+              <w:t>ICBF (2018); Defensoría del Pueblo (2024); Fundación Renacer (2020).</w:t>
+            </w:r>
+          </w:p>
+        </w:tc>
+        <w:tc>
+          <w:tcPr>
+            <w:tcW w:type="dxa" w:w="2098"/>
+          </w:tcPr>
+          <w:p>
+            <w:pPr>
+              <w:spacing w:after="40"/>
+              <w:jc w:val="left"/>
+            </w:pPr>
+            <w:r/>
+            <w:r>
+              <w:rPr>
+                <w:rFonts w:ascii="Times New Roman" w:hAnsi="Times New Roman"/>
+                <w:sz w:val="18"/>
+              </w:rPr>
+              <w:t>Save the Children (2017), UNICEF (2021) y UNODC (2022), sobre modelos de denuncia accesible y protegida.</w:t>
+            </w:r>
+          </w:p>
+        </w:tc>
+      </w:tr>
+    </w:tbl>
+    <w:p>
+      <w:pPr>
+        <w:ind w:firstLine="720"/>
+        <w:jc w:val="left"/>
+      </w:pPr>
+      <w:r>
+        <w:rPr>
+          <w:sz w:val="18"/>
+        </w:rPr>
+        <w:t xml:space="preserve">Nota. Elaboración propia a partir de las fuentes relacionadas en el apartado de referencias.</w:t>
+      </w:r>
+    </w:p>
+    <w:p>
+      <w:pPr>
+        <w:ind w:firstLine="720"/>
+        <w:jc w:val="both"/>
+      </w:pPr>
+      <w:r>
+        <w:rPr/>
+        <w:t xml:space="preserve">La triangulación se practicó dentro de esa matriz, leyendo cada fila de izquierda a derecha: lo que la norma ordena, lo que los informes institucionales reportan sobre su aplicación y lo que la literatura académica señala sobre sus límites. Las coincidencias, los silencios y las contradicciones entre las tres columnas quedaron así expuestos categoría por categoría y no de forma global. De esa lectura salen los hallazgos que se presentan en el apartado siguiente.</w:t>
       </w:r>
     </w:p>
     <w:p>

--- a/ARTICULO_AJUSTADO_v5.docx
+++ b/ARTICULO_AJUSTADO_v5.docx
@@ -395,12 +395,12 @@
         <w:tblLayout w:type="fixed"/>
         <w:tblLook w:firstColumn="1" w:firstRow="1" w:lastColumn="0" w:lastRow="0" w:noHBand="0" w:noVBand="1" w:val="04A0"/>
         <w:tblBorders>
-          <w:top w:val="single" w:sz="4" w:space="0" w:color="000000"/>
-          <w:left w:val="single" w:sz="4" w:space="0" w:color="000000"/>
-          <w:bottom w:val="single" w:sz="4" w:space="0" w:color="000000"/>
-          <w:right w:val="single" w:sz="4" w:space="0" w:color="000000"/>
-          <w:insideH w:val="single" w:sz="4" w:space="0" w:color="000000"/>
-          <w:insideV w:val="single" w:sz="4" w:space="0" w:color="000000"/>
+          <w:top w:val="single" w:sz="6" w:space="0" w:color="000000"/>
+          <w:left w:val="none"/>
+          <w:bottom w:val="single" w:sz="6" w:space="0" w:color="000000"/>
+          <w:right w:val="none"/>
+          <w:insideH w:val="none"/>
+          <w:insideV w:val="none"/>
         </w:tblBorders>
       </w:tblPr>
       <w:tblGrid>
@@ -413,9 +413,14 @@
         <w:tc>
           <w:tcPr>
             <w:tcW w:type="dxa" w:w="2608"/>
-            <w:shd w:val="clear" w:color="auto" w:fill="D9D9D9"/>
+            <w:tcBorders>
+              <w:bottom w:val="single" w:sz="6" w:space="0" w:color="000000"/>
+            </w:tcBorders>
           </w:tcPr>
           <w:p>
+            <w:pPr>
+              <w:jc w:val="center"/>
+            </w:pPr>
             <w:r/>
             <w:r>
               <w:rPr>
@@ -430,9 +435,14 @@
         <w:tc>
           <w:tcPr>
             <w:tcW w:type="dxa" w:w="2438"/>
-            <w:shd w:val="clear" w:color="auto" w:fill="D9D9D9"/>
+            <w:tcBorders>
+              <w:bottom w:val="single" w:sz="6" w:space="0" w:color="000000"/>
+            </w:tcBorders>
           </w:tcPr>
           <w:p>
+            <w:pPr>
+              <w:jc w:val="center"/>
+            </w:pPr>
             <w:r/>
             <w:r>
               <w:rPr>
@@ -447,9 +457,14 @@
         <w:tc>
           <w:tcPr>
             <w:tcW w:type="dxa" w:w="2211"/>
-            <w:shd w:val="clear" w:color="auto" w:fill="D9D9D9"/>
+            <w:tcBorders>
+              <w:bottom w:val="single" w:sz="6" w:space="0" w:color="000000"/>
+            </w:tcBorders>
           </w:tcPr>
           <w:p>
+            <w:pPr>
+              <w:jc w:val="center"/>
+            </w:pPr>
             <w:r/>
             <w:r>
               <w:rPr>
@@ -464,9 +479,14 @@
         <w:tc>
           <w:tcPr>
             <w:tcW w:type="dxa" w:w="2098"/>
-            <w:shd w:val="clear" w:color="auto" w:fill="D9D9D9"/>
+            <w:tcBorders>
+              <w:bottom w:val="single" w:sz="6" w:space="0" w:color="000000"/>
+            </w:tcBorders>
           </w:tcPr>
           <w:p>
+            <w:pPr>
+              <w:jc w:val="center"/>
+            </w:pPr>
             <w:r/>
             <w:r>
               <w:rPr>
@@ -851,9 +871,17 @@
       </w:pPr>
       <w:r>
         <w:rPr>
+          <w:i/>
           <w:sz w:val="18"/>
         </w:rPr>
-        <w:t xml:space="preserve">Nota. Elaboración propia a partir de las fuentes relacionadas en el apartado de referencias.</w:t>
+        <w:t>Nota.</w:t>
+      </w:r>
+      <w:r>
+        <w:rPr>
+          <w:i w:val="0"/>
+          <w:sz w:val="18"/>
+        </w:rPr>
+        <w:t xml:space="preserve"> Elaboración propia a partir de las fuentes relacionadas en el apartado de referencias.</w:t>
       </w:r>
     </w:p>
     <w:p>
